--- a/4to Año/ASOI/TPN°6.docx
+++ b/4to Año/ASOI/TPN°6.docx
@@ -275,7 +275,6 @@
       <w:r>
         <w:t xml:space="preserve">los comandos </w:t>
       </w:r>
-      <w:proofErr w:type="spellStart"/>
       <w:r>
         <w:rPr>
           <w:rFonts w:ascii="Courier New" w:hAnsi="Courier New"/>
@@ -283,7 +282,6 @@
         </w:rPr>
         <w:t>mount</w:t>
       </w:r>
-      <w:proofErr w:type="spellEnd"/>
       <w:r>
         <w:rPr>
           <w:rFonts w:ascii="Courier New" w:hAnsi="Courier New"/>
@@ -295,7 +293,6 @@
       <w:r>
         <w:t xml:space="preserve">y </w:t>
       </w:r>
-      <w:proofErr w:type="spellStart"/>
       <w:r>
         <w:rPr>
           <w:rFonts w:ascii="Courier New" w:hAnsi="Courier New"/>
@@ -303,7 +300,6 @@
         </w:rPr>
         <w:t>umount</w:t>
       </w:r>
-      <w:proofErr w:type="spellEnd"/>
       <w:r>
         <w:t>.</w:t>
       </w:r>
@@ -350,7 +346,6 @@
         </w:rPr>
         <w:t xml:space="preserve"> </w:t>
       </w:r>
-      <w:proofErr w:type="spellStart"/>
       <w:r>
         <w:rPr>
           <w:rFonts w:ascii="Courier New"/>
@@ -359,7 +354,6 @@
         </w:rPr>
         <w:t>man</w:t>
       </w:r>
-      <w:proofErr w:type="spellEnd"/>
       <w:r>
         <w:rPr>
           <w:rFonts w:ascii="Courier New"/>
@@ -438,7 +432,6 @@
         </w:rPr>
         <w:t xml:space="preserve"> </w:t>
       </w:r>
-      <w:proofErr w:type="spellStart"/>
       <w:r>
         <w:rPr>
           <w:rFonts w:ascii="Courier New"/>
@@ -447,7 +440,6 @@
         </w:rPr>
         <w:t>help</w:t>
       </w:r>
-      <w:proofErr w:type="spellEnd"/>
       <w:r>
         <w:t>,</w:t>
       </w:r>
@@ -872,21 +864,7 @@
         <w:rPr>
           <w:spacing w:val="-4"/>
         </w:rPr>
-        <w:t>/</w:t>
-      </w:r>
-      <w:proofErr w:type="spellStart"/>
-      <w:r>
-        <w:rPr>
-          <w:spacing w:val="-4"/>
-        </w:rPr>
-        <w:t>dev</w:t>
-      </w:r>
-      <w:proofErr w:type="spellEnd"/>
-      <w:r>
-        <w:rPr>
-          <w:spacing w:val="-4"/>
-        </w:rPr>
-        <w:t>/sda1)</w:t>
+        <w:t>/dev/sda1)</w:t>
       </w:r>
       <w:r>
         <w:rPr>
@@ -1591,21 +1569,7 @@
         <w:rPr>
           <w:spacing w:val="-2"/>
         </w:rPr>
-        <w:t xml:space="preserve">El comando </w:t>
-      </w:r>
-      <w:proofErr w:type="spellStart"/>
-      <w:r>
-        <w:rPr>
-          <w:spacing w:val="-2"/>
-        </w:rPr>
-        <w:t>mount</w:t>
-      </w:r>
-      <w:proofErr w:type="spellEnd"/>
-      <w:r>
-        <w:rPr>
-          <w:spacing w:val="-2"/>
-        </w:rPr>
-        <w:t xml:space="preserve"> permite ver esta información sin parámetros adicionales.</w:t>
+        <w:t>El comando mount permite ver esta información sin parámetros adicionales.</w:t>
       </w:r>
     </w:p>
     <w:p>
@@ -2101,15 +2065,7 @@
         <w:jc w:val="left"/>
       </w:pPr>
       <w:r>
-        <w:t xml:space="preserve">Con el comando </w:t>
-      </w:r>
-      <w:proofErr w:type="spellStart"/>
-      <w:r>
-        <w:t>df</w:t>
-      </w:r>
-      <w:proofErr w:type="spellEnd"/>
-      <w:r>
-        <w:t xml:space="preserve"> puedo ver un resumen del uso de disco. La opción -h presenta un formato legible.</w:t>
+        <w:t>Con el comando df puedo ver un resumen del uso de disco. La opción -h presenta un formato legible.</w:t>
       </w:r>
     </w:p>
     <w:p>
@@ -3085,37 +3041,12 @@
           <w:rFonts w:ascii="Trebuchet MS" w:hAnsi="Trebuchet MS"/>
         </w:rPr>
       </w:pPr>
-      <w:proofErr w:type="spellStart"/>
       <w:r>
         <w:rPr>
           <w:rStyle w:val="Textoennegrita"/>
           <w:rFonts w:ascii="Trebuchet MS" w:hAnsi="Trebuchet MS"/>
         </w:rPr>
-        <w:t>Diferencias</w:t>
-      </w:r>
-      <w:proofErr w:type="spellEnd"/>
-      <w:r>
-        <w:rPr>
-          <w:rStyle w:val="Textoennegrita"/>
-          <w:rFonts w:ascii="Trebuchet MS" w:hAnsi="Trebuchet MS"/>
-        </w:rPr>
-        <w:t xml:space="preserve"> y </w:t>
-      </w:r>
-      <w:proofErr w:type="spellStart"/>
-      <w:r>
-        <w:rPr>
-          <w:rStyle w:val="Textoennegrita"/>
-          <w:rFonts w:ascii="Trebuchet MS" w:hAnsi="Trebuchet MS"/>
-        </w:rPr>
-        <w:t>observaciones</w:t>
-      </w:r>
-      <w:proofErr w:type="spellEnd"/>
-      <w:r>
-        <w:rPr>
-          <w:rStyle w:val="Textoennegrita"/>
-          <w:rFonts w:ascii="Trebuchet MS" w:hAnsi="Trebuchet MS"/>
-        </w:rPr>
-        <w:t>:</w:t>
+        <w:t>Diferencias y observaciones:</w:t>
       </w:r>
     </w:p>
     <w:p>
@@ -3135,7 +3066,6 @@
           <w:lang w:val="es-AR"/>
         </w:rPr>
       </w:pPr>
-      <w:proofErr w:type="spellStart"/>
       <w:r>
         <w:rPr>
           <w:rStyle w:val="CdigoHTML"/>
@@ -3144,7 +3074,6 @@
         </w:rPr>
         <w:t>blkid</w:t>
       </w:r>
-      <w:proofErr w:type="spellEnd"/>
       <w:r>
         <w:rPr>
           <w:rFonts w:ascii="Trebuchet MS" w:hAnsi="Trebuchet MS"/>
@@ -3185,23 +3114,13 @@
           <w:lang w:val="es-AR"/>
         </w:rPr>
       </w:pPr>
-      <w:proofErr w:type="spellStart"/>
       <w:r>
         <w:rPr>
           <w:rStyle w:val="CdigoHTML"/>
           <w:rFonts w:ascii="Trebuchet MS" w:hAnsi="Trebuchet MS"/>
           <w:lang w:val="es-AR"/>
         </w:rPr>
-        <w:t>lsblk</w:t>
-      </w:r>
-      <w:proofErr w:type="spellEnd"/>
-      <w:r>
-        <w:rPr>
-          <w:rStyle w:val="CdigoHTML"/>
-          <w:rFonts w:ascii="Trebuchet MS" w:hAnsi="Trebuchet MS"/>
-          <w:lang w:val="es-AR"/>
-        </w:rPr>
-        <w:t xml:space="preserve"> -f</w:t>
+        <w:t>lsblk -f</w:t>
       </w:r>
       <w:r>
         <w:rPr>
@@ -3243,7 +3162,6 @@
           <w:lang w:val="es-AR"/>
         </w:rPr>
       </w:pPr>
-      <w:proofErr w:type="spellStart"/>
       <w:r>
         <w:rPr>
           <w:rStyle w:val="CdigoHTML"/>
@@ -3252,7 +3170,6 @@
         </w:rPr>
         <w:t>mount</w:t>
       </w:r>
-      <w:proofErr w:type="spellEnd"/>
       <w:r>
         <w:rPr>
           <w:rFonts w:ascii="Trebuchet MS" w:hAnsi="Trebuchet MS"/>
@@ -3266,36 +3183,8 @@
           <w:rFonts w:ascii="Trebuchet MS" w:hAnsi="Trebuchet MS"/>
           <w:lang w:val="es-AR"/>
         </w:rPr>
-        <w:t>/</w:t>
-      </w:r>
-      <w:proofErr w:type="spellStart"/>
-      <w:r>
-        <w:rPr>
-          <w:rStyle w:val="CdigoHTML"/>
-          <w:rFonts w:ascii="Trebuchet MS" w:hAnsi="Trebuchet MS"/>
-          <w:lang w:val="es-AR"/>
-        </w:rPr>
-        <w:t>proc</w:t>
-      </w:r>
-      <w:proofErr w:type="spellEnd"/>
-      <w:r>
-        <w:rPr>
-          <w:rStyle w:val="CdigoHTML"/>
-          <w:rFonts w:ascii="Trebuchet MS" w:hAnsi="Trebuchet MS"/>
-          <w:lang w:val="es-AR"/>
-        </w:rPr>
-        <w:t>/</w:t>
-      </w:r>
-      <w:proofErr w:type="spellStart"/>
-      <w:r>
-        <w:rPr>
-          <w:rStyle w:val="CdigoHTML"/>
-          <w:rFonts w:ascii="Trebuchet MS" w:hAnsi="Trebuchet MS"/>
-          <w:lang w:val="es-AR"/>
-        </w:rPr>
-        <w:t>mounts</w:t>
-      </w:r>
-      <w:proofErr w:type="spellEnd"/>
+        <w:t>/proc/mounts</w:t>
+      </w:r>
       <w:r>
         <w:rPr>
           <w:rFonts w:ascii="Trebuchet MS" w:hAnsi="Trebuchet MS"/>
@@ -3321,23 +3210,13 @@
           <w:lang w:val="es-AR"/>
         </w:rPr>
       </w:pPr>
-      <w:proofErr w:type="spellStart"/>
       <w:r>
         <w:rPr>
           <w:rStyle w:val="CdigoHTML"/>
           <w:rFonts w:ascii="Trebuchet MS" w:hAnsi="Trebuchet MS"/>
           <w:lang w:val="es-AR"/>
         </w:rPr>
-        <w:t>df</w:t>
-      </w:r>
-      <w:proofErr w:type="spellEnd"/>
-      <w:r>
-        <w:rPr>
-          <w:rStyle w:val="CdigoHTML"/>
-          <w:rFonts w:ascii="Trebuchet MS" w:hAnsi="Trebuchet MS"/>
-          <w:lang w:val="es-AR"/>
-        </w:rPr>
-        <w:t xml:space="preserve"> -h</w:t>
+        <w:t>df -h</w:t>
       </w:r>
       <w:r>
         <w:rPr>
@@ -3370,37 +3249,12 @@
           <w:rFonts w:ascii="Trebuchet MS" w:hAnsi="Trebuchet MS"/>
         </w:rPr>
       </w:pPr>
-      <w:proofErr w:type="spellStart"/>
       <w:r>
         <w:rPr>
           <w:rStyle w:val="Textoennegrita"/>
           <w:rFonts w:ascii="Trebuchet MS" w:hAnsi="Trebuchet MS"/>
         </w:rPr>
-        <w:t>Limitaciones</w:t>
-      </w:r>
-      <w:proofErr w:type="spellEnd"/>
-      <w:r>
-        <w:rPr>
-          <w:rStyle w:val="Textoennegrita"/>
-          <w:rFonts w:ascii="Trebuchet MS" w:hAnsi="Trebuchet MS"/>
-        </w:rPr>
-        <w:t xml:space="preserve"> </w:t>
-      </w:r>
-      <w:proofErr w:type="spellStart"/>
-      <w:r>
-        <w:rPr>
-          <w:rStyle w:val="Textoennegrita"/>
-          <w:rFonts w:ascii="Trebuchet MS" w:hAnsi="Trebuchet MS"/>
-        </w:rPr>
-        <w:t>encontradas</w:t>
-      </w:r>
-      <w:proofErr w:type="spellEnd"/>
-      <w:r>
-        <w:rPr>
-          <w:rStyle w:val="Textoennegrita"/>
-          <w:rFonts w:ascii="Trebuchet MS" w:hAnsi="Trebuchet MS"/>
-        </w:rPr>
-        <w:t>:</w:t>
+        <w:t>Limitaciones encontradas:</w:t>
       </w:r>
     </w:p>
     <w:p>
@@ -3425,23 +3279,7 @@
           <w:rFonts w:ascii="Trebuchet MS" w:hAnsi="Trebuchet MS"/>
           <w:lang w:val="es-AR"/>
         </w:rPr>
-        <w:t xml:space="preserve">Algunos comandos requieren permisos de </w:t>
-      </w:r>
-      <w:proofErr w:type="spellStart"/>
-      <w:r>
-        <w:rPr>
-          <w:rFonts w:ascii="Trebuchet MS" w:hAnsi="Trebuchet MS"/>
-          <w:lang w:val="es-AR"/>
-        </w:rPr>
-        <w:t>superusuario</w:t>
-      </w:r>
-      <w:proofErr w:type="spellEnd"/>
-      <w:r>
-        <w:rPr>
-          <w:rFonts w:ascii="Trebuchet MS" w:hAnsi="Trebuchet MS"/>
-          <w:lang w:val="es-AR"/>
-        </w:rPr>
-        <w:t xml:space="preserve"> (</w:t>
+        <w:t>Algunos comandos requieren permisos de superusuario (</w:t>
       </w:r>
       <w:r>
         <w:rPr>
@@ -3463,17 +3301,8 @@
           <w:rFonts w:ascii="Trebuchet MS" w:hAnsi="Trebuchet MS"/>
           <w:lang w:val="es-AR"/>
         </w:rPr>
-        <w:t xml:space="preserve"> como </w:t>
-      </w:r>
-      <w:proofErr w:type="spellStart"/>
-      <w:r>
-        <w:rPr>
-          <w:rFonts w:ascii="Trebuchet MS" w:hAnsi="Trebuchet MS"/>
-          <w:lang w:val="es-AR"/>
-        </w:rPr>
-        <w:t>blkid</w:t>
-      </w:r>
-      <w:proofErr w:type="spellEnd"/>
+        <w:t xml:space="preserve"> como blkid</w:t>
+      </w:r>
       <w:r>
         <w:rPr>
           <w:rFonts w:ascii="Trebuchet MS" w:hAnsi="Trebuchet MS"/>
@@ -3499,7 +3328,6 @@
           <w:lang w:val="es-AR"/>
         </w:rPr>
       </w:pPr>
-      <w:proofErr w:type="spellStart"/>
       <w:r>
         <w:rPr>
           <w:rStyle w:val="CdigoHTML"/>
@@ -3508,7 +3336,6 @@
         </w:rPr>
         <w:t>mount</w:t>
       </w:r>
-      <w:proofErr w:type="spellEnd"/>
       <w:r>
         <w:rPr>
           <w:rFonts w:ascii="Trebuchet MS" w:hAnsi="Trebuchet MS"/>
@@ -3516,7 +3343,6 @@
         </w:rPr>
         <w:t xml:space="preserve"> y </w:t>
       </w:r>
-      <w:proofErr w:type="spellStart"/>
       <w:r>
         <w:rPr>
           <w:rStyle w:val="CdigoHTML"/>
@@ -3525,7 +3351,6 @@
         </w:rPr>
         <w:t>df</w:t>
       </w:r>
-      <w:proofErr w:type="spellEnd"/>
       <w:r>
         <w:rPr>
           <w:rFonts w:ascii="Trebuchet MS" w:hAnsi="Trebuchet MS"/>
@@ -3557,7 +3382,6 @@
         </w:rPr>
         <w:t xml:space="preserve">En sistemas con muchos puntos de montaje virtuales (como </w:t>
       </w:r>
-      <w:proofErr w:type="spellStart"/>
       <w:r>
         <w:rPr>
           <w:rStyle w:val="CdigoHTML"/>
@@ -3566,7 +3390,6 @@
         </w:rPr>
         <w:t>proc</w:t>
       </w:r>
-      <w:proofErr w:type="spellEnd"/>
       <w:r>
         <w:rPr>
           <w:rFonts w:ascii="Trebuchet MS" w:hAnsi="Trebuchet MS"/>
@@ -3574,7 +3397,6 @@
         </w:rPr>
         <w:t xml:space="preserve">, </w:t>
       </w:r>
-      <w:proofErr w:type="spellStart"/>
       <w:r>
         <w:rPr>
           <w:rStyle w:val="CdigoHTML"/>
@@ -3583,7 +3405,6 @@
         </w:rPr>
         <w:t>sysfs</w:t>
       </w:r>
-      <w:proofErr w:type="spellEnd"/>
       <w:r>
         <w:rPr>
           <w:rFonts w:ascii="Trebuchet MS" w:hAnsi="Trebuchet MS"/>
@@ -3591,7 +3412,6 @@
         </w:rPr>
         <w:t xml:space="preserve">, </w:t>
       </w:r>
-      <w:proofErr w:type="spellStart"/>
       <w:r>
         <w:rPr>
           <w:rStyle w:val="CdigoHTML"/>
@@ -3600,7 +3420,6 @@
         </w:rPr>
         <w:t>tmpfs</w:t>
       </w:r>
-      <w:proofErr w:type="spellEnd"/>
       <w:r>
         <w:rPr>
           <w:rFonts w:ascii="Trebuchet MS" w:hAnsi="Trebuchet MS"/>
@@ -3683,14 +3502,12 @@
         </w:rPr>
         <w:t xml:space="preserve"> </w:t>
       </w:r>
-      <w:proofErr w:type="spellStart"/>
       <w:r>
         <w:rPr>
           <w:spacing w:val="-2"/>
         </w:rPr>
         <w:t>tree</w:t>
       </w:r>
-      <w:proofErr w:type="spellEnd"/>
       <w:r>
         <w:rPr>
           <w:spacing w:val="-14"/>
@@ -3838,15 +3655,7 @@
         <w:ind w:left="501" w:right="149"/>
       </w:pPr>
       <w:r>
-        <w:t xml:space="preserve">El comando </w:t>
-      </w:r>
-      <w:proofErr w:type="spellStart"/>
-      <w:r>
-        <w:t>tree</w:t>
-      </w:r>
-      <w:proofErr w:type="spellEnd"/>
-      <w:r>
-        <w:t xml:space="preserve"> / nos mostrará toda la estructura de directorios de GNU/Linux. Desde el directorio raíz. La opción -L n, donde n es un numero entero, mostrará la estructura de directorios con una profundidad igual a n.</w:t>
+        <w:t>El comando tree / nos mostrará toda la estructura de directorios de GNU/Linux. Desde el directorio raíz. La opción -L n, donde n es un numero entero, mostrará la estructura de directorios con una profundidad igual a n.</w:t>
       </w:r>
     </w:p>
     <w:p>
@@ -3941,15 +3750,7 @@
         <w:t xml:space="preserve"> </w:t>
       </w:r>
       <w:r>
-        <w:t>/</w:t>
-      </w:r>
-      <w:proofErr w:type="spellStart"/>
-      <w:r>
-        <w:t>bin</w:t>
-      </w:r>
-      <w:proofErr w:type="spellEnd"/>
-      <w:r>
-        <w:t>.</w:t>
+        <w:t>/bin.</w:t>
       </w:r>
       <w:r>
         <w:rPr>
@@ -4020,13 +3821,8 @@
         </w:rPr>
         <w:t xml:space="preserve"> </w:t>
       </w:r>
-      <w:proofErr w:type="spellStart"/>
-      <w:r>
-        <w:t>ls</w:t>
-      </w:r>
-      <w:proofErr w:type="spellEnd"/>
-      <w:r>
-        <w:t>,</w:t>
+      <w:r>
+        <w:t>ls,</w:t>
       </w:r>
       <w:r>
         <w:rPr>
@@ -4034,13 +3830,8 @@
         </w:rPr>
         <w:t xml:space="preserve"> </w:t>
       </w:r>
-      <w:proofErr w:type="spellStart"/>
-      <w:r>
-        <w:t>cp</w:t>
-      </w:r>
-      <w:proofErr w:type="spellEnd"/>
-      <w:r>
-        <w:t>,</w:t>
+      <w:r>
+        <w:t>cp,</w:t>
       </w:r>
       <w:r>
         <w:rPr>
@@ -4048,13 +3839,8 @@
         </w:rPr>
         <w:t xml:space="preserve"> </w:t>
       </w:r>
-      <w:proofErr w:type="spellStart"/>
-      <w:r>
-        <w:t>mv</w:t>
-      </w:r>
-      <w:proofErr w:type="spellEnd"/>
-      <w:r>
-        <w:t>.</w:t>
+      <w:r>
+        <w:t>mv.</w:t>
       </w:r>
       <w:r>
         <w:rPr>
@@ -4213,21 +3999,7 @@
         <w:rPr>
           <w:spacing w:val="-2"/>
         </w:rPr>
-        <w:t>/</w:t>
-      </w:r>
-      <w:proofErr w:type="spellStart"/>
-      <w:r>
-        <w:rPr>
-          <w:spacing w:val="-2"/>
-        </w:rPr>
-        <w:t>sbin</w:t>
-      </w:r>
-      <w:proofErr w:type="spellEnd"/>
-      <w:r>
-        <w:rPr>
-          <w:spacing w:val="-2"/>
-        </w:rPr>
-        <w:t>?</w:t>
+        <w:t>/sbin?</w:t>
       </w:r>
     </w:p>
     <w:p>
@@ -4338,101 +4110,53 @@
           <w:rStyle w:val="CdigoHTML"/>
           <w:rFonts w:eastAsia="Trebuchet MS"/>
         </w:rPr>
-        <w:t>/</w:t>
-      </w:r>
-      <w:proofErr w:type="spellStart"/>
+        <w:t>/bin</w:t>
+      </w:r>
+      <w:r>
+        <w:t xml:space="preserve"> contiene </w:t>
+      </w:r>
+      <w:r>
+        <w:rPr>
+          <w:rStyle w:val="Textoennegrita"/>
+        </w:rPr>
+        <w:t>los comandos esenciales del sistema</w:t>
+      </w:r>
+      <w:r>
+        <w:t xml:space="preserve">, es decir, las utilidades básicas que </w:t>
+      </w:r>
+      <w:r>
+        <w:rPr>
+          <w:rStyle w:val="Textoennegrita"/>
+        </w:rPr>
+        <w:t>cualquier usuario</w:t>
+      </w:r>
+      <w:r>
+        <w:t xml:space="preserve"> (incluido el administrador) necesita para trabajar con el sistema, incluso si otros directorios o sistemas de archivos no están montados.</w:t>
+      </w:r>
+    </w:p>
+    <w:p>
+      <w:pPr>
+        <w:pStyle w:val="Textoindependiente"/>
+        <w:ind w:firstLine="0"/>
+      </w:pPr>
       <w:r>
         <w:rPr>
           <w:rStyle w:val="CdigoHTML"/>
           <w:rFonts w:eastAsia="Trebuchet MS"/>
         </w:rPr>
-        <w:t>bin</w:t>
-      </w:r>
-      <w:proofErr w:type="spellEnd"/>
-      <w:r>
-        <w:t xml:space="preserve"> contiene </w:t>
+        <w:t>/sbin</w:t>
+      </w:r>
+      <w:r>
+        <w:t xml:space="preserve"> (system binaries) contiene programas de administración del sistema que </w:t>
       </w:r>
       <w:r>
         <w:rPr>
           <w:rStyle w:val="Textoennegrita"/>
         </w:rPr>
-        <w:t>los comandos esenciales del sistema</w:t>
-      </w:r>
-      <w:r>
-        <w:t xml:space="preserve">, es decir, las utilidades básicas que </w:t>
-      </w:r>
-      <w:r>
-        <w:rPr>
-          <w:rStyle w:val="Textoennegrita"/>
-        </w:rPr>
-        <w:t>cualquier usuario</w:t>
-      </w:r>
-      <w:r>
-        <w:t xml:space="preserve"> (incluido el administrador) necesita para trabajar con el sistema, incluso si otros directorios o sistemas de archivos no están montados.</w:t>
-      </w:r>
-    </w:p>
-    <w:p>
-      <w:pPr>
-        <w:pStyle w:val="Textoindependiente"/>
-        <w:ind w:firstLine="0"/>
-      </w:pPr>
-      <w:r>
-        <w:rPr>
-          <w:rStyle w:val="CdigoHTML"/>
-          <w:rFonts w:eastAsia="Trebuchet MS"/>
-        </w:rPr>
-        <w:t>/</w:t>
-      </w:r>
-      <w:proofErr w:type="spellStart"/>
-      <w:r>
-        <w:rPr>
-          <w:rStyle w:val="CdigoHTML"/>
-          <w:rFonts w:eastAsia="Trebuchet MS"/>
-        </w:rPr>
-        <w:t>sbin</w:t>
-      </w:r>
-      <w:proofErr w:type="spellEnd"/>
-      <w:r>
-        <w:t xml:space="preserve"> (</w:t>
-      </w:r>
-      <w:proofErr w:type="spellStart"/>
-      <w:r>
-        <w:t>system</w:t>
-      </w:r>
-      <w:proofErr w:type="spellEnd"/>
-      <w:r>
-        <w:t xml:space="preserve"> binaries) contiene programas de administración del sistema que </w:t>
-      </w:r>
-      <w:r>
-        <w:rPr>
-          <w:rStyle w:val="Textoennegrita"/>
-        </w:rPr>
-        <w:t xml:space="preserve">solo el usuario </w:t>
-      </w:r>
-      <w:proofErr w:type="spellStart"/>
-      <w:r>
-        <w:rPr>
-          <w:rStyle w:val="Textoennegrita"/>
-        </w:rPr>
-        <w:t>root</w:t>
-      </w:r>
-      <w:proofErr w:type="spellEnd"/>
-      <w:r>
-        <w:rPr>
-          <w:rStyle w:val="Textoennegrita"/>
-        </w:rPr>
-        <w:t xml:space="preserve"> o administradores</w:t>
-      </w:r>
-      <w:r>
-        <w:t xml:space="preserve"> suelen utilizar. Por lo tanto, los comandos básicos se encuentran en /</w:t>
-      </w:r>
-      <w:proofErr w:type="spellStart"/>
-      <w:r>
-        <w:t>bin</w:t>
-      </w:r>
-      <w:proofErr w:type="spellEnd"/>
-      <w:r>
-        <w:t>.</w:t>
+        <w:t>solo el usuario root o administradores</w:t>
+      </w:r>
+      <w:r>
+        <w:t xml:space="preserve"> suelen utilizar. Por lo tanto, los comandos básicos se encuentran en /bin.</w:t>
       </w:r>
     </w:p>
     <w:p>
@@ -4488,16 +4212,8 @@
         <w:rPr>
           <w:spacing w:val="-4"/>
         </w:rPr>
-        <w:t>/</w:t>
-      </w:r>
-      <w:proofErr w:type="spellStart"/>
-      <w:r>
-        <w:rPr>
-          <w:spacing w:val="-4"/>
-        </w:rPr>
-        <w:t>boot</w:t>
-      </w:r>
-      <w:proofErr w:type="spellEnd"/>
+        <w:t>/boot</w:t>
+      </w:r>
       <w:r>
         <w:rPr>
           <w:spacing w:val="-25"/>
@@ -4705,55 +4421,7 @@
         <w:ind w:left="1221" w:right="136"/>
       </w:pPr>
       <w:r>
-        <w:t>El archivo de configuración principal del gestor de arranque GRUB (</w:t>
-      </w:r>
-      <w:proofErr w:type="spellStart"/>
-      <w:r>
-        <w:t>GRand</w:t>
-      </w:r>
-      <w:proofErr w:type="spellEnd"/>
-      <w:r>
-        <w:t xml:space="preserve"> </w:t>
-      </w:r>
-      <w:proofErr w:type="spellStart"/>
-      <w:r>
-        <w:t>Unified</w:t>
-      </w:r>
-      <w:proofErr w:type="spellEnd"/>
-      <w:r>
-        <w:t xml:space="preserve"> </w:t>
-      </w:r>
-      <w:proofErr w:type="spellStart"/>
-      <w:r>
-        <w:t>Bootloader</w:t>
-      </w:r>
-      <w:proofErr w:type="spellEnd"/>
-      <w:r>
-        <w:t>) es /</w:t>
-      </w:r>
-      <w:proofErr w:type="spellStart"/>
-      <w:r>
-        <w:t>boot</w:t>
-      </w:r>
-      <w:proofErr w:type="spellEnd"/>
-      <w:r>
-        <w:t>/</w:t>
-      </w:r>
-      <w:proofErr w:type="spellStart"/>
-      <w:r>
-        <w:t>grub</w:t>
-      </w:r>
-      <w:proofErr w:type="spellEnd"/>
-      <w:r>
-        <w:t>/</w:t>
-      </w:r>
-      <w:proofErr w:type="spellStart"/>
-      <w:r>
-        <w:t>grub.cfg</w:t>
-      </w:r>
-      <w:proofErr w:type="spellEnd"/>
-      <w:r>
-        <w:t>.</w:t>
+        <w:t>El archivo de configuración principal del gestor de arranque GRUB (GRand Unified Bootloader) es /boot/grub/grub.cfg.</w:t>
       </w:r>
     </w:p>
     <w:p>
@@ -4767,15 +4435,7 @@
       </w:pPr>
       <w:r>
         <w:lastRenderedPageBreak/>
-        <w:t xml:space="preserve">Contenido de </w:t>
-      </w:r>
-      <w:proofErr w:type="spellStart"/>
-      <w:r>
-        <w:t>grub.cfg</w:t>
-      </w:r>
-      <w:proofErr w:type="spellEnd"/>
-      <w:r>
-        <w:t>:</w:t>
+        <w:t>Contenido de grub.cfg:</w:t>
       </w:r>
     </w:p>
     <w:p>
@@ -4809,15 +4469,7 @@
       </w:r>
       <w:r>
         <w:tab/>
-        <w:t xml:space="preserve">Contiene la lista de sistemas operativos (o </w:t>
-      </w:r>
-      <w:proofErr w:type="spellStart"/>
-      <w:r>
-        <w:t>kernels</w:t>
-      </w:r>
-      <w:proofErr w:type="spellEnd"/>
-      <w:r>
-        <w:t>) que pueden ser cargados.</w:t>
+        <w:t>Contiene la lista de sistemas operativos (o kernels) que pueden ser cargados.</w:t>
       </w:r>
     </w:p>
     <w:p>
@@ -4852,39 +4504,7 @@
       </w:r>
       <w:r>
         <w:tab/>
-        <w:t xml:space="preserve">Especifica la ubicación del </w:t>
-      </w:r>
-      <w:proofErr w:type="spellStart"/>
-      <w:r>
-        <w:t>kernel</w:t>
-      </w:r>
-      <w:proofErr w:type="spellEnd"/>
-      <w:r>
-        <w:t xml:space="preserve"> (como </w:t>
-      </w:r>
-      <w:proofErr w:type="spellStart"/>
-      <w:r>
-        <w:t>vmlinuz</w:t>
-      </w:r>
-      <w:proofErr w:type="spellEnd"/>
-      <w:r>
-        <w:t xml:space="preserve">-*) y del </w:t>
-      </w:r>
-      <w:proofErr w:type="spellStart"/>
-      <w:r>
-        <w:t>ramdisk</w:t>
-      </w:r>
-      <w:proofErr w:type="spellEnd"/>
-      <w:r>
-        <w:t xml:space="preserve"> inicial (como </w:t>
-      </w:r>
-      <w:proofErr w:type="spellStart"/>
-      <w:r>
-        <w:t>initrd.img</w:t>
-      </w:r>
-      <w:proofErr w:type="spellEnd"/>
-      <w:r>
-        <w:t>-*).</w:t>
+        <w:t>Especifica la ubicación del kernel (como vmlinuz-*) y del ramdisk inicial (como initrd.img-*).</w:t>
       </w:r>
     </w:p>
     <w:p>
@@ -4952,21 +4572,7 @@
         <w:rPr>
           <w:spacing w:val="-2"/>
         </w:rPr>
-        <w:t>/</w:t>
-      </w:r>
-      <w:proofErr w:type="spellStart"/>
-      <w:r>
-        <w:rPr>
-          <w:spacing w:val="-2"/>
-        </w:rPr>
-        <w:t>dev</w:t>
-      </w:r>
-      <w:proofErr w:type="spellEnd"/>
-      <w:r>
-        <w:rPr>
-          <w:spacing w:val="-2"/>
-        </w:rPr>
-        <w:t>.</w:t>
+        <w:t>/dev.</w:t>
       </w:r>
       <w:r>
         <w:rPr>
@@ -5433,14 +5039,7 @@
         <w:rPr>
           <w:spacing w:val="-4"/>
         </w:rPr>
-        <w:t xml:space="preserve">los </w:t>
-      </w:r>
-      <w:proofErr w:type="gramStart"/>
-      <w:r>
-        <w:rPr>
-          <w:spacing w:val="-4"/>
-        </w:rPr>
-        <w:t>archivos</w:t>
+        <w:t>los archivos</w:t>
       </w:r>
       <w:r>
         <w:rPr>
@@ -5452,31 +5051,8 @@
         <w:rPr>
           <w:spacing w:val="-4"/>
         </w:rPr>
-        <w:t>.</w:t>
-      </w:r>
-      <w:proofErr w:type="spellStart"/>
-      <w:r>
-        <w:rPr>
-          <w:spacing w:val="-4"/>
-        </w:rPr>
-        <w:t>bashrc</w:t>
-      </w:r>
-      <w:proofErr w:type="spellEnd"/>
-      <w:proofErr w:type="gramEnd"/>
-      <w:r>
-        <w:rPr>
-          <w:spacing w:val="-4"/>
-        </w:rPr>
-        <w:t>, .</w:t>
-      </w:r>
-      <w:proofErr w:type="spellStart"/>
-      <w:r>
-        <w:rPr>
-          <w:spacing w:val="-4"/>
-        </w:rPr>
-        <w:t>profile</w:t>
-      </w:r>
-      <w:proofErr w:type="spellEnd"/>
+        <w:t>.bashrc, .profile</w:t>
+      </w:r>
       <w:r>
         <w:rPr>
           <w:spacing w:val="-5"/>
@@ -5500,21 +5076,7 @@
         <w:rPr>
           <w:spacing w:val="-2"/>
         </w:rPr>
-        <w:t>.</w:t>
-      </w:r>
-      <w:proofErr w:type="spellStart"/>
-      <w:r>
-        <w:rPr>
-          <w:spacing w:val="-2"/>
-        </w:rPr>
-        <w:t>config</w:t>
-      </w:r>
-      <w:proofErr w:type="spellEnd"/>
-      <w:r>
-        <w:rPr>
-          <w:spacing w:val="-2"/>
-        </w:rPr>
-        <w:t>.</w:t>
+        <w:t>.config.</w:t>
       </w:r>
       <w:r>
         <w:rPr>
@@ -5687,34 +5249,8 @@
           <w:szCs w:val="20"/>
           <w:lang w:val="en-US"/>
         </w:rPr>
-        <w:t>~</w:t>
-      </w:r>
-      <w:proofErr w:type="gramStart"/>
-      <w:r>
-        <w:rPr>
-          <w:rFonts w:eastAsia="Times New Roman" w:cs="Courier New"/>
-          <w:b/>
-          <w:bCs/>
-          <w:sz w:val="20"/>
-          <w:szCs w:val="20"/>
-          <w:lang w:val="en-US"/>
-        </w:rPr>
-        <w:t>/.</w:t>
-      </w:r>
-      <w:proofErr w:type="spellStart"/>
-      <w:r>
-        <w:rPr>
-          <w:rFonts w:eastAsia="Times New Roman" w:cs="Courier New"/>
-          <w:b/>
-          <w:bCs/>
-          <w:sz w:val="20"/>
-          <w:szCs w:val="20"/>
-          <w:lang w:val="en-US"/>
-        </w:rPr>
-        <w:t>bashrc</w:t>
-      </w:r>
-      <w:proofErr w:type="spellEnd"/>
-      <w:proofErr w:type="gramEnd"/>
+        <w:t>~/.bashrc</w:t>
+      </w:r>
     </w:p>
     <w:p>
       <w:pPr>
@@ -5756,45 +5292,8 @@
           <w:szCs w:val="24"/>
           <w:lang w:val="es-AR"/>
         </w:rPr>
-        <w:t xml:space="preserve">archivo de configuración del </w:t>
-      </w:r>
-      <w:proofErr w:type="spellStart"/>
-      <w:r>
-        <w:rPr>
-          <w:rFonts w:eastAsia="Times New Roman" w:cs="Times New Roman"/>
-          <w:b/>
-          <w:bCs/>
-          <w:sz w:val="24"/>
-          <w:szCs w:val="24"/>
-          <w:lang w:val="es-AR"/>
-        </w:rPr>
-        <w:t>shell</w:t>
-      </w:r>
-      <w:proofErr w:type="spellEnd"/>
-      <w:r>
-        <w:rPr>
-          <w:rFonts w:eastAsia="Times New Roman" w:cs="Times New Roman"/>
-          <w:b/>
-          <w:bCs/>
-          <w:sz w:val="24"/>
-          <w:szCs w:val="24"/>
-          <w:lang w:val="es-AR"/>
-        </w:rPr>
-        <w:t xml:space="preserve"> </w:t>
-      </w:r>
-      <w:proofErr w:type="spellStart"/>
-      <w:r>
-        <w:rPr>
-          <w:rFonts w:eastAsia="Times New Roman" w:cs="Times New Roman"/>
-          <w:b/>
-          <w:bCs/>
-          <w:sz w:val="24"/>
-          <w:szCs w:val="24"/>
-          <w:lang w:val="es-AR"/>
-        </w:rPr>
-        <w:t>Bash</w:t>
-      </w:r>
-      <w:proofErr w:type="spellEnd"/>
+        <w:t>archivo de configuración del shell Bash</w:t>
+      </w:r>
       <w:r>
         <w:rPr>
           <w:rFonts w:eastAsia="Times New Roman" w:cs="Times New Roman"/>
@@ -5984,17 +5483,8 @@
           <w:rStyle w:val="CdigoHTML"/>
           <w:rFonts w:ascii="Trebuchet MS" w:hAnsi="Trebuchet MS"/>
         </w:rPr>
-        <w:t>~</w:t>
-      </w:r>
-      <w:proofErr w:type="gramStart"/>
-      <w:r>
-        <w:rPr>
-          <w:rStyle w:val="CdigoHTML"/>
-          <w:rFonts w:ascii="Trebuchet MS" w:hAnsi="Trebuchet MS"/>
-        </w:rPr>
-        <w:t>/.profile</w:t>
-      </w:r>
-      <w:proofErr w:type="gramEnd"/>
+        <w:t>~/.profile</w:t>
+      </w:r>
     </w:p>
     <w:p>
       <w:pPr>
@@ -6118,31 +5608,7 @@
           <w:rFonts w:ascii="Trebuchet MS" w:hAnsi="Trebuchet MS"/>
           <w:lang w:val="es-AR"/>
         </w:rPr>
-        <w:t xml:space="preserve">Si el sistema usa </w:t>
-      </w:r>
-      <w:proofErr w:type="spellStart"/>
-      <w:r>
-        <w:rPr>
-          <w:rFonts w:ascii="Trebuchet MS" w:hAnsi="Trebuchet MS"/>
-          <w:lang w:val="es-AR"/>
-        </w:rPr>
-        <w:t>Bash</w:t>
-      </w:r>
-      <w:proofErr w:type="spellEnd"/>
-      <w:r>
-        <w:rPr>
-          <w:rFonts w:ascii="Trebuchet MS" w:hAnsi="Trebuchet MS"/>
-          <w:lang w:val="es-AR"/>
-        </w:rPr>
-        <w:t xml:space="preserve">, este archivo suele invocar </w:t>
-      </w:r>
-      <w:proofErr w:type="gramStart"/>
-      <w:r>
-        <w:rPr>
-          <w:rFonts w:ascii="Trebuchet MS" w:hAnsi="Trebuchet MS"/>
-          <w:lang w:val="es-AR"/>
-        </w:rPr>
-        <w:t xml:space="preserve">al </w:t>
+        <w:t xml:space="preserve">Si el sistema usa Bash, este archivo suele invocar al </w:t>
       </w:r>
       <w:r>
         <w:rPr>
@@ -6150,19 +5616,8 @@
           <w:rFonts w:ascii="Trebuchet MS" w:hAnsi="Trebuchet MS"/>
           <w:lang w:val="es-AR"/>
         </w:rPr>
-        <w:t>.</w:t>
-      </w:r>
-      <w:proofErr w:type="spellStart"/>
-      <w:r>
-        <w:rPr>
-          <w:rStyle w:val="CdigoHTML"/>
-          <w:rFonts w:ascii="Trebuchet MS" w:hAnsi="Trebuchet MS"/>
-          <w:lang w:val="es-AR"/>
-        </w:rPr>
-        <w:t>bashrc</w:t>
-      </w:r>
-      <w:proofErr w:type="spellEnd"/>
-      <w:proofErr w:type="gramEnd"/>
+        <w:t>.bashrc</w:t>
+      </w:r>
       <w:r>
         <w:rPr>
           <w:rFonts w:ascii="Trebuchet MS" w:hAnsi="Trebuchet MS"/>
@@ -6309,36 +5764,8 @@
           <w:rFonts w:ascii="Trebuchet MS" w:hAnsi="Trebuchet MS"/>
           <w:lang w:val="es-AR"/>
         </w:rPr>
-        <w:t xml:space="preserve">XDG Base </w:t>
-      </w:r>
-      <w:proofErr w:type="spellStart"/>
-      <w:r>
-        <w:rPr>
-          <w:rStyle w:val="Textoennegrita"/>
-          <w:rFonts w:ascii="Trebuchet MS" w:hAnsi="Trebuchet MS"/>
-          <w:lang w:val="es-AR"/>
-        </w:rPr>
-        <w:t>Directory</w:t>
-      </w:r>
-      <w:proofErr w:type="spellEnd"/>
-      <w:r>
-        <w:rPr>
-          <w:rStyle w:val="Textoennegrita"/>
-          <w:rFonts w:ascii="Trebuchet MS" w:hAnsi="Trebuchet MS"/>
-          <w:lang w:val="es-AR"/>
-        </w:rPr>
-        <w:t xml:space="preserve"> </w:t>
-      </w:r>
-      <w:proofErr w:type="spellStart"/>
-      <w:r>
-        <w:rPr>
-          <w:rStyle w:val="Textoennegrita"/>
-          <w:rFonts w:ascii="Trebuchet MS" w:hAnsi="Trebuchet MS"/>
-          <w:lang w:val="es-AR"/>
-        </w:rPr>
-        <w:t>Specification</w:t>
-      </w:r>
-      <w:proofErr w:type="spellEnd"/>
+        <w:t>XDG Base Directory Specification</w:t>
+      </w:r>
       <w:r>
         <w:rPr>
           <w:rFonts w:ascii="Trebuchet MS" w:hAnsi="Trebuchet MS"/>
@@ -6555,16 +5982,8 @@
         <w:rPr>
           <w:spacing w:val="-4"/>
         </w:rPr>
-        <w:t>/</w:t>
-      </w:r>
-      <w:proofErr w:type="spellStart"/>
-      <w:r>
-        <w:rPr>
-          <w:spacing w:val="-4"/>
-        </w:rPr>
-        <w:t>dev</w:t>
-      </w:r>
-      <w:proofErr w:type="spellEnd"/>
+        <w:t>/dev</w:t>
+      </w:r>
       <w:r>
         <w:rPr>
           <w:spacing w:val="-19"/>
@@ -6823,34 +6242,10 @@
         <w:jc w:val="left"/>
       </w:pPr>
       <w:r>
-        <w:t xml:space="preserve">El comando file identifica a los dispositivos como discos como dispositivos que manejan datos en bloques por ello reciben el nombre block </w:t>
-      </w:r>
-      <w:proofErr w:type="spellStart"/>
-      <w:r>
-        <w:t>special</w:t>
-      </w:r>
-      <w:proofErr w:type="spellEnd"/>
-      <w:r>
-        <w:t xml:space="preserve">. Mientras tanto, </w:t>
-      </w:r>
-      <w:r>
-        <w:t xml:space="preserve">el comando clasifica a las terminales como </w:t>
-      </w:r>
-      <w:proofErr w:type="spellStart"/>
-      <w:r>
-        <w:t>character</w:t>
-      </w:r>
-      <w:proofErr w:type="spellEnd"/>
-      <w:r>
-        <w:t xml:space="preserve"> </w:t>
-      </w:r>
-      <w:proofErr w:type="spellStart"/>
-      <w:r>
-        <w:t>special</w:t>
-      </w:r>
-      <w:proofErr w:type="spellEnd"/>
-      <w:r>
-        <w:t xml:space="preserve"> ya que son dispositivos que manejan los datos carácter a carácter. </w:t>
+        <w:t xml:space="preserve">El comando file identifica a los dispositivos como discos como dispositivos que manejan datos en bloques por ello reciben el nombre block special. Mientras tanto, </w:t>
+      </w:r>
+      <w:r>
+        <w:t xml:space="preserve">el comando clasifica a las terminales como character special ya que son dispositivos que manejan los datos carácter a carácter. </w:t>
       </w:r>
     </w:p>
     <w:p>
@@ -6974,14 +6369,12 @@
         </w:rPr>
         <w:t xml:space="preserve"> </w:t>
       </w:r>
-      <w:proofErr w:type="spellStart"/>
       <w:r>
         <w:rPr>
           <w:spacing w:val="-2"/>
         </w:rPr>
         <w:t>ls</w:t>
       </w:r>
-      <w:proofErr w:type="spellEnd"/>
       <w:r>
         <w:rPr>
           <w:spacing w:val="-12"/>
@@ -7113,37 +6506,8 @@
         <w:tab/>
         <w:t xml:space="preserve">   </w:t>
       </w:r>
-      <w:proofErr w:type="spellStart"/>
-      <w:r>
-        <w:t>ls</w:t>
-      </w:r>
-      <w:proofErr w:type="spellEnd"/>
-      <w:r>
-        <w:t xml:space="preserve"> -l identifica a los dispositivos en la primera columna. Los discos comienzan con b indicando block </w:t>
-      </w:r>
-      <w:proofErr w:type="spellStart"/>
-      <w:r>
-        <w:t>devices</w:t>
-      </w:r>
-      <w:proofErr w:type="spellEnd"/>
-      <w:r>
-        <w:t xml:space="preserve"> mientras que las terminales comienzan en la primera columna con c indicando </w:t>
-      </w:r>
-      <w:proofErr w:type="spellStart"/>
-      <w:r>
-        <w:t>character</w:t>
-      </w:r>
-      <w:proofErr w:type="spellEnd"/>
-      <w:r>
-        <w:t xml:space="preserve"> </w:t>
-      </w:r>
-      <w:proofErr w:type="spellStart"/>
-      <w:r>
-        <w:t>devices</w:t>
-      </w:r>
-      <w:proofErr w:type="spellEnd"/>
-      <w:r>
-        <w:t>.</w:t>
+      <w:r>
+        <w:t>ls -l identifica a los dispositivos en la primera columna. Los discos comienzan con b indicando block devices mientras que las terminales comienzan en la primera columna con c indicando character devices.</w:t>
       </w:r>
     </w:p>
     <w:p>
@@ -7223,21 +6587,7 @@
         <w:rPr>
           <w:spacing w:val="-5"/>
         </w:rPr>
-        <w:t>/home/&lt;</w:t>
-      </w:r>
-      <w:proofErr w:type="spellStart"/>
-      <w:r>
-        <w:rPr>
-          <w:spacing w:val="-5"/>
-        </w:rPr>
-        <w:t>tu_usuario</w:t>
-      </w:r>
-      <w:proofErr w:type="spellEnd"/>
-      <w:r>
-        <w:rPr>
-          <w:spacing w:val="-5"/>
-        </w:rPr>
-        <w:t>&gt;/dir1/dir2/dir3.</w:t>
+        <w:t>/home/&lt;tu_usuario&gt;/dir1/dir2/dir3.</w:t>
       </w:r>
     </w:p>
     <w:p>
@@ -7281,13 +6631,8 @@
         </w:rPr>
         <w:t xml:space="preserve"> </w:t>
       </w:r>
-      <w:proofErr w:type="spellStart"/>
-      <w:r>
-        <w:t>dir</w:t>
-      </w:r>
-      <w:proofErr w:type="spellEnd"/>
-      <w:r>
-        <w:t>*,</w:t>
+      <w:r>
+        <w:t>dir*,</w:t>
       </w:r>
       <w:r>
         <w:rPr>
@@ -7842,13 +7187,8 @@
         </w:rPr>
         <w:t xml:space="preserve"> </w:t>
       </w:r>
-      <w:proofErr w:type="spellStart"/>
-      <w:r>
-        <w:t>ls</w:t>
-      </w:r>
-      <w:proofErr w:type="spellEnd"/>
-      <w:r>
-        <w:t>,</w:t>
+      <w:r>
+        <w:t>ls,</w:t>
       </w:r>
       <w:r>
         <w:rPr>
@@ -10240,11 +9580,11 @@
         <w:jc w:val="both"/>
       </w:pPr>
       <w:r>
-        <w:t xml:space="preserve">Una vez eliminado el archivo, el enlace simbólico deja de funcionar ya que se ha </w:t>
+        <w:t xml:space="preserve">Una vez eliminado el archivo, el enlace simbólico deja de funcionar ya que se ha eliminado </w:t>
       </w:r>
       <w:r>
         <w:lastRenderedPageBreak/>
-        <w:t>eliminado su referencia.</w:t>
+        <w:t>su referencia.</w:t>
       </w:r>
     </w:p>
     <w:p>
@@ -10610,19 +9950,11 @@
         </w:rPr>
         <w:t xml:space="preserve"> </w:t>
       </w:r>
-      <w:proofErr w:type="spellStart"/>
-      <w:r>
-        <w:rPr>
-          <w:spacing w:val="-4"/>
-        </w:rPr>
-        <w:t>reborn</w:t>
-      </w:r>
-      <w:proofErr w:type="spellEnd"/>
-      <w:r>
-        <w:rPr>
-          <w:spacing w:val="-4"/>
-        </w:rPr>
-        <w:t>”.</w:t>
+      <w:r>
+        <w:rPr>
+          <w:spacing w:val="-4"/>
+        </w:rPr>
+        <w:t>reborn”.</w:t>
       </w:r>
     </w:p>
     <w:p>
@@ -11470,15 +10802,7 @@
         <w:ind w:right="146" w:firstLine="0"/>
       </w:pPr>
       <w:r>
-        <w:t>Ejecutando el comando “</w:t>
-      </w:r>
-      <w:proofErr w:type="spellStart"/>
-      <w:r>
-        <w:t>lsblk</w:t>
-      </w:r>
-      <w:proofErr w:type="spellEnd"/>
-      <w:r>
-        <w:t>”, puedo fijarme en la lista de discos. Ahí observo:</w:t>
+        <w:t>Ejecutando el comando “lsblk”, puedo fijarme en la lista de discos. Ahí observo:</w:t>
       </w:r>
     </w:p>
     <w:p>
@@ -11541,31 +10865,7 @@
         <w:ind w:right="146" w:firstLine="0"/>
       </w:pPr>
       <w:r>
-        <w:t>Donde “</w:t>
-      </w:r>
-      <w:proofErr w:type="spellStart"/>
-      <w:r>
-        <w:t>sdb</w:t>
-      </w:r>
-      <w:proofErr w:type="spellEnd"/>
-      <w:r>
-        <w:t>” es mi pendrive, porque “</w:t>
-      </w:r>
-      <w:proofErr w:type="spellStart"/>
-      <w:r>
-        <w:t>sda</w:t>
-      </w:r>
-      <w:proofErr w:type="spellEnd"/>
-      <w:r>
-        <w:t xml:space="preserve">” es el disco de la </w:t>
-      </w:r>
-      <w:proofErr w:type="spellStart"/>
-      <w:r>
-        <w:t>maquina</w:t>
-      </w:r>
-      <w:proofErr w:type="spellEnd"/>
-      <w:r>
-        <w:t xml:space="preserve"> virtual. “sdb1” es la partición del pendrive.</w:t>
+        <w:t>Donde “sdb” es mi pendrive, porque “sda” es el disco de la maquina virtual. “sdb1” es la partición del pendrive.</w:t>
       </w:r>
     </w:p>
     <w:p>
@@ -11795,23 +11095,7 @@
         <w:t xml:space="preserve">Esto </w:t>
       </w:r>
       <w:r>
-        <w:t xml:space="preserve">confirma que el pendrive fue detectado por el </w:t>
-      </w:r>
-      <w:proofErr w:type="spellStart"/>
-      <w:r>
-        <w:t>kernel</w:t>
-      </w:r>
-      <w:proofErr w:type="spellEnd"/>
-      <w:r>
-        <w:t xml:space="preserve"> (</w:t>
-      </w:r>
-      <w:proofErr w:type="spellStart"/>
-      <w:r>
-        <w:t>lsblk</w:t>
-      </w:r>
-      <w:proofErr w:type="spellEnd"/>
-      <w:r>
-        <w:t xml:space="preserve"> lo ve), pero no fue montado automáticamente por el sistema operativo, dejándolo listo para el montaje manual</w:t>
+        <w:t>confirma que el pendrive fue detectado por el kernel (lsblk lo ve), pero no fue montado automáticamente por el sistema operativo, dejándolo listo para el montaje manual</w:t>
       </w:r>
     </w:p>
     <w:p>
@@ -12053,23 +11337,7 @@
           <w:rStyle w:val="CdigoHTML"/>
           <w:rFonts w:eastAsia="Trebuchet MS"/>
         </w:rPr>
-        <w:t>/</w:t>
-      </w:r>
-      <w:proofErr w:type="spellStart"/>
-      <w:r>
-        <w:rPr>
-          <w:rStyle w:val="CdigoHTML"/>
-          <w:rFonts w:eastAsia="Trebuchet MS"/>
-        </w:rPr>
-        <w:t>dev</w:t>
-      </w:r>
-      <w:proofErr w:type="spellEnd"/>
-      <w:r>
-        <w:rPr>
-          <w:rStyle w:val="CdigoHTML"/>
-          <w:rFonts w:eastAsia="Trebuchet MS"/>
-        </w:rPr>
-        <w:t>/sdb1</w:t>
+        <w:t>/dev/sdb1</w:t>
       </w:r>
       <w:r>
         <w:t xml:space="preserve"> (tu pendrive) </w:t>
@@ -12963,11 +12231,9 @@
         </w:rPr>
         <w:t xml:space="preserve">un </w:t>
       </w:r>
-      <w:proofErr w:type="spellStart"/>
       <w:r>
         <w:t>backup</w:t>
       </w:r>
-      <w:proofErr w:type="spellEnd"/>
       <w:r>
         <w:rPr>
           <w:spacing w:val="-2"/>
@@ -13048,15 +12314,7 @@
         </w:rPr>
       </w:pPr>
       <w:r>
-        <w:t>El montaje automático para dispositivos extraíbles es generalmente manejado por la interfaz gráfica (</w:t>
-      </w:r>
-      <w:proofErr w:type="spellStart"/>
-      <w:r>
-        <w:t>Gnome</w:t>
-      </w:r>
-      <w:proofErr w:type="spellEnd"/>
-      <w:r>
-        <w:t xml:space="preserve">, KDE) o por el servicio </w:t>
+        <w:t xml:space="preserve">El montaje automático para dispositivos extraíbles es generalmente manejado por la interfaz gráfica (Gnome, KDE) o por el servicio </w:t>
       </w:r>
       <w:r>
         <w:rPr>
@@ -13075,39 +12333,31 @@
           <w:b/>
           <w:bCs/>
         </w:rPr>
-        <w:t>/</w:t>
-      </w:r>
-      <w:proofErr w:type="spellStart"/>
+        <w:t>/etc/fstab</w:t>
+      </w:r>
+    </w:p>
+    <w:p>
+      <w:pPr>
+        <w:spacing w:line="290" w:lineRule="auto"/>
+      </w:pPr>
+    </w:p>
+    <w:p>
+      <w:pPr>
+        <w:spacing w:line="290" w:lineRule="auto"/>
+      </w:pPr>
+      <w:r>
+        <w:t xml:space="preserve">La manera más sencilla y segura de evitar el montaje automático es no agregar entradas para el pendrive en </w:t>
+      </w:r>
       <w:r>
         <w:rPr>
           <w:rStyle w:val="CdigoHTML"/>
           <w:rFonts w:eastAsia="Trebuchet MS"/>
-          <w:b/>
-          <w:bCs/>
-        </w:rPr>
-        <w:t>etc</w:t>
-      </w:r>
-      <w:proofErr w:type="spellEnd"/>
-      <w:r>
-        <w:rPr>
-          <w:rStyle w:val="CdigoHTML"/>
-          <w:rFonts w:eastAsia="Trebuchet MS"/>
-          <w:b/>
-          <w:bCs/>
-        </w:rPr>
-        <w:t>/</w:t>
-      </w:r>
-      <w:proofErr w:type="spellStart"/>
-      <w:r>
-        <w:rPr>
-          <w:rStyle w:val="CdigoHTML"/>
-          <w:rFonts w:eastAsia="Trebuchet MS"/>
-          <w:b/>
-          <w:bCs/>
-        </w:rPr>
-        <w:t>fstab</w:t>
-      </w:r>
-      <w:proofErr w:type="spellEnd"/>
+        </w:rPr>
+        <w:t>/etc/fstab</w:t>
+      </w:r>
+      <w:r>
+        <w:t xml:space="preserve"> y deshabilitar la funcionalidad de montaje automático del gestor de archivos o entorno de escritorio</w:t>
+      </w:r>
     </w:p>
     <w:p>
       <w:pPr>
@@ -13119,63 +12369,7 @@
         <w:spacing w:line="290" w:lineRule="auto"/>
       </w:pPr>
       <w:r>
-        <w:t xml:space="preserve">La manera más sencilla y segura de evitar el montaje automático es no agregar entradas para el pendrive en </w:t>
-      </w:r>
-      <w:r>
-        <w:rPr>
-          <w:rStyle w:val="CdigoHTML"/>
-          <w:rFonts w:eastAsia="Trebuchet MS"/>
-        </w:rPr>
-        <w:t>/</w:t>
-      </w:r>
-      <w:proofErr w:type="spellStart"/>
-      <w:r>
-        <w:rPr>
-          <w:rStyle w:val="CdigoHTML"/>
-          <w:rFonts w:eastAsia="Trebuchet MS"/>
-        </w:rPr>
-        <w:t>etc</w:t>
-      </w:r>
-      <w:proofErr w:type="spellEnd"/>
-      <w:r>
-        <w:rPr>
-          <w:rStyle w:val="CdigoHTML"/>
-          <w:rFonts w:eastAsia="Trebuchet MS"/>
-        </w:rPr>
-        <w:t>/</w:t>
-      </w:r>
-      <w:proofErr w:type="spellStart"/>
-      <w:r>
-        <w:rPr>
-          <w:rStyle w:val="CdigoHTML"/>
-          <w:rFonts w:eastAsia="Trebuchet MS"/>
-        </w:rPr>
-        <w:t>fstab</w:t>
-      </w:r>
-      <w:proofErr w:type="spellEnd"/>
-      <w:r>
-        <w:t xml:space="preserve"> y deshabilitar la funcionalidad de montaje automático del gestor de archivos o entorno de escritorio</w:t>
-      </w:r>
-    </w:p>
-    <w:p>
-      <w:pPr>
-        <w:spacing w:line="290" w:lineRule="auto"/>
-      </w:pPr>
-    </w:p>
-    <w:p>
-      <w:pPr>
-        <w:spacing w:line="290" w:lineRule="auto"/>
-      </w:pPr>
-      <w:r>
-        <w:t xml:space="preserve">El archivo </w:t>
-      </w:r>
-      <w:proofErr w:type="spellStart"/>
-      <w:r>
-        <w:t>fstab</w:t>
-      </w:r>
-      <w:proofErr w:type="spellEnd"/>
-      <w:r>
-        <w:t>, define los sistemas de archivos estáticos que deben montarse al inicio. Aunque los pendrives no suelen estar aquí, si lo estuvieran, su presencia forzaría el montaje.</w:t>
+        <w:t>El archivo fstab, define los sistemas de archivos estáticos que deben montarse al inicio. Aunque los pendrives no suelen estar aquí, si lo estuvieran, su presencia forzaría el montaje.</w:t>
       </w:r>
     </w:p>
     <w:p>
@@ -13273,47 +12467,12 @@
         <w:spacing w:line="290" w:lineRule="auto"/>
       </w:pPr>
       <w:r>
-        <w:t xml:space="preserve">Haciendo esto, puedo </w:t>
-      </w:r>
-      <w:proofErr w:type="spellStart"/>
-      <w:r>
-        <w:t>comprabar</w:t>
-      </w:r>
-      <w:proofErr w:type="spellEnd"/>
-      <w:r>
-        <w:t xml:space="preserve"> que no se está montando automáticamente (también nos dimos cuenta, porque en los primeros incisos, luego de conectar el pendrive, no se había montado hasta que yo lo hice).</w:t>
+        <w:t>Haciendo esto, puedo comprabar que no se está montando automáticamente (también nos dimos cuenta, porque en los primeros incisos, luego de conectar el pendrive, no se había montado hasta que yo lo hice).</w:t>
       </w:r>
     </w:p>
     <w:p>
       <w:pPr>
         <w:spacing w:line="290" w:lineRule="auto"/>
-      </w:pPr>
-    </w:p>
-    <w:p>
-      <w:pPr>
-        <w:spacing w:line="290" w:lineRule="auto"/>
-      </w:pPr>
-    </w:p>
-    <w:p>
-      <w:pPr>
-        <w:pStyle w:val="Prrafodelista"/>
-        <w:tabs>
-          <w:tab w:val="left" w:pos="861"/>
-        </w:tabs>
-        <w:spacing w:before="54" w:line="290" w:lineRule="auto"/>
-        <w:ind w:right="144" w:firstLine="0"/>
-        <w:jc w:val="left"/>
-      </w:pPr>
-    </w:p>
-    <w:p>
-      <w:pPr>
-        <w:pStyle w:val="Prrafodelista"/>
-        <w:spacing w:line="290" w:lineRule="auto"/>
-        <w:sectPr>
-          <w:pgSz w:w="11910" w:h="16840"/>
-          <w:pgMar w:top="1540" w:right="992" w:bottom="920" w:left="992" w:header="706" w:footer="737" w:gutter="0"/>
-          <w:cols w:space="720"/>
-        </w:sectPr>
       </w:pPr>
     </w:p>
     <w:p>
@@ -13328,13 +12487,12 @@
           <w:tab w:val="left" w:pos="861"/>
         </w:tabs>
         <w:spacing w:before="91" w:line="290" w:lineRule="auto"/>
-        <w:ind w:left="861" w:right="149"/>
-      </w:pPr>
-      <w:r>
-        <w:rPr>
-          <w:spacing w:val="-2"/>
-        </w:rPr>
-        <w:lastRenderedPageBreak/>
+        <w:ind w:right="149"/>
+      </w:pPr>
+      <w:r>
+        <w:rPr>
+          <w:spacing w:val="-2"/>
+        </w:rPr>
         <w:t>Vuelve</w:t>
       </w:r>
       <w:r>
@@ -13531,6 +12689,153 @@
       </w:r>
       <w:r>
         <w:t>dispositivo le asignó.</w:t>
+      </w:r>
+    </w:p>
+    <w:p>
+      <w:pPr>
+        <w:pStyle w:val="Prrafodelista"/>
+        <w:tabs>
+          <w:tab w:val="left" w:pos="859"/>
+          <w:tab w:val="left" w:pos="861"/>
+        </w:tabs>
+        <w:spacing w:before="91" w:line="290" w:lineRule="auto"/>
+        <w:ind w:right="149" w:firstLine="0"/>
+      </w:pPr>
+      <w:r>
+        <w:t>Al conectar el USB:</w:t>
+      </w:r>
+    </w:p>
+    <w:p>
+      <w:pPr>
+        <w:pStyle w:val="Prrafodelista"/>
+        <w:tabs>
+          <w:tab w:val="left" w:pos="859"/>
+          <w:tab w:val="left" w:pos="861"/>
+        </w:tabs>
+        <w:spacing w:before="91" w:line="290" w:lineRule="auto"/>
+        <w:ind w:right="149" w:firstLine="0"/>
+      </w:pPr>
+      <w:r>
+        <w:rPr>
+          <w:noProof/>
+        </w:rPr>
+        <w:drawing>
+          <wp:inline distT="0" distB="0" distL="0" distR="0" wp14:anchorId="284DE1E2" wp14:editId="4EDF6FB2">
+            <wp:extent cx="3299746" cy="1318374"/>
+            <wp:effectExtent l="0" t="0" r="0" b="0"/>
+            <wp:docPr id="54" name="Imagen 54"/>
+            <wp:cNvGraphicFramePr>
+              <a:graphicFrameLocks xmlns:a="http://schemas.openxmlformats.org/drawingml/2006/main" noChangeAspect="1"/>
+            </wp:cNvGraphicFramePr>
+            <a:graphic xmlns:a="http://schemas.openxmlformats.org/drawingml/2006/main">
+              <a:graphicData uri="http://schemas.openxmlformats.org/drawingml/2006/picture">
+                <pic:pic xmlns:pic="http://schemas.openxmlformats.org/drawingml/2006/picture">
+                  <pic:nvPicPr>
+                    <pic:cNvPr id="1" name=""/>
+                    <pic:cNvPicPr/>
+                  </pic:nvPicPr>
+                  <pic:blipFill>
+                    <a:blip r:embed="rId51"/>
+                    <a:stretch>
+                      <a:fillRect/>
+                    </a:stretch>
+                  </pic:blipFill>
+                  <pic:spPr>
+                    <a:xfrm>
+                      <a:off x="0" y="0"/>
+                      <a:ext cx="3299746" cy="1318374"/>
+                    </a:xfrm>
+                    <a:prstGeom prst="rect">
+                      <a:avLst/>
+                    </a:prstGeom>
+                  </pic:spPr>
+                </pic:pic>
+              </a:graphicData>
+            </a:graphic>
+          </wp:inline>
+        </w:drawing>
+      </w:r>
+    </w:p>
+    <w:p>
+      <w:pPr>
+        <w:pStyle w:val="Prrafodelista"/>
+        <w:tabs>
+          <w:tab w:val="left" w:pos="859"/>
+          <w:tab w:val="left" w:pos="861"/>
+        </w:tabs>
+        <w:spacing w:before="91" w:line="290" w:lineRule="auto"/>
+        <w:ind w:right="149" w:firstLine="0"/>
+      </w:pPr>
+      <w:r>
+        <w:t xml:space="preserve">El sistema operativo lo detecta a nivel de </w:t>
+      </w:r>
+      <w:r>
+        <w:rPr>
+          <w:i/>
+          <w:iCs/>
+        </w:rPr>
+        <w:t>kernel</w:t>
+      </w:r>
+      <w:r>
+        <w:t xml:space="preserve"> (como dispositivo de bloque) incluso si no lo monta.</w:t>
+      </w:r>
+    </w:p>
+    <w:p>
+      <w:pPr>
+        <w:pStyle w:val="Prrafodelista"/>
+        <w:tabs>
+          <w:tab w:val="left" w:pos="859"/>
+          <w:tab w:val="left" w:pos="861"/>
+        </w:tabs>
+        <w:spacing w:before="91" w:line="290" w:lineRule="auto"/>
+        <w:ind w:right="149" w:firstLine="0"/>
+        <w:jc w:val="left"/>
+      </w:pPr>
+      <w:r>
+        <w:t>Luego de un “lsblk”, puedo ver:</w:t>
+      </w:r>
+      <w:r>
+        <w:br/>
+      </w:r>
+      <w:r>
+        <w:rPr>
+          <w:noProof/>
+        </w:rPr>
+        <w:drawing>
+          <wp:inline distT="0" distB="0" distL="0" distR="0" wp14:anchorId="6CCCDC46" wp14:editId="0A2B56C1">
+            <wp:extent cx="3276884" cy="617273"/>
+            <wp:effectExtent l="0" t="0" r="0" b="0"/>
+            <wp:docPr id="55" name="Imagen 55"/>
+            <wp:cNvGraphicFramePr>
+              <a:graphicFrameLocks xmlns:a="http://schemas.openxmlformats.org/drawingml/2006/main" noChangeAspect="1"/>
+            </wp:cNvGraphicFramePr>
+            <a:graphic xmlns:a="http://schemas.openxmlformats.org/drawingml/2006/main">
+              <a:graphicData uri="http://schemas.openxmlformats.org/drawingml/2006/picture">
+                <pic:pic xmlns:pic="http://schemas.openxmlformats.org/drawingml/2006/picture">
+                  <pic:nvPicPr>
+                    <pic:cNvPr id="1" name=""/>
+                    <pic:cNvPicPr/>
+                  </pic:nvPicPr>
+                  <pic:blipFill>
+                    <a:blip r:embed="rId52"/>
+                    <a:stretch>
+                      <a:fillRect/>
+                    </a:stretch>
+                  </pic:blipFill>
+                  <pic:spPr>
+                    <a:xfrm>
+                      <a:off x="0" y="0"/>
+                      <a:ext cx="3276884" cy="617273"/>
+                    </a:xfrm>
+                    <a:prstGeom prst="rect">
+                      <a:avLst/>
+                    </a:prstGeom>
+                  </pic:spPr>
+                </pic:pic>
+              </a:graphicData>
+            </a:graphic>
+          </wp:inline>
+        </w:drawing>
       </w:r>
     </w:p>
     <w:p>
@@ -13545,6 +12850,7 @@
         </w:tabs>
         <w:spacing w:before="1"/>
         <w:ind w:left="860" w:hanging="359"/>
+        <w:jc w:val="both"/>
       </w:pPr>
       <w:r>
         <w:rPr>
@@ -13623,6 +12929,69 @@
           <w:spacing w:val="-2"/>
         </w:rPr>
         <w:t>automáticamente.</w:t>
+      </w:r>
+    </w:p>
+    <w:p>
+      <w:pPr>
+        <w:pStyle w:val="Prrafodelista"/>
+        <w:tabs>
+          <w:tab w:val="left" w:pos="860"/>
+        </w:tabs>
+        <w:spacing w:before="1"/>
+        <w:ind w:left="860" w:firstLine="0"/>
+      </w:pPr>
+      <w:r>
+        <w:rPr>
+          <w:noProof/>
+        </w:rPr>
+        <w:drawing>
+          <wp:inline distT="0" distB="0" distL="0" distR="0" wp14:anchorId="3BABDE30" wp14:editId="4B77BA7E">
+            <wp:extent cx="4115157" cy="358171"/>
+            <wp:effectExtent l="0" t="0" r="0" b="3810"/>
+            <wp:docPr id="56" name="Imagen 56"/>
+            <wp:cNvGraphicFramePr>
+              <a:graphicFrameLocks xmlns:a="http://schemas.openxmlformats.org/drawingml/2006/main" noChangeAspect="1"/>
+            </wp:cNvGraphicFramePr>
+            <a:graphic xmlns:a="http://schemas.openxmlformats.org/drawingml/2006/main">
+              <a:graphicData uri="http://schemas.openxmlformats.org/drawingml/2006/picture">
+                <pic:pic xmlns:pic="http://schemas.openxmlformats.org/drawingml/2006/picture">
+                  <pic:nvPicPr>
+                    <pic:cNvPr id="1" name=""/>
+                    <pic:cNvPicPr/>
+                  </pic:nvPicPr>
+                  <pic:blipFill>
+                    <a:blip r:embed="rId53"/>
+                    <a:stretch>
+                      <a:fillRect/>
+                    </a:stretch>
+                  </pic:blipFill>
+                  <pic:spPr>
+                    <a:xfrm>
+                      <a:off x="0" y="0"/>
+                      <a:ext cx="4115157" cy="358171"/>
+                    </a:xfrm>
+                    <a:prstGeom prst="rect">
+                      <a:avLst/>
+                    </a:prstGeom>
+                  </pic:spPr>
+                </pic:pic>
+              </a:graphicData>
+            </a:graphic>
+          </wp:inline>
+        </w:drawing>
+      </w:r>
+    </w:p>
+    <w:p>
+      <w:pPr>
+        <w:pStyle w:val="Prrafodelista"/>
+        <w:tabs>
+          <w:tab w:val="left" w:pos="860"/>
+        </w:tabs>
+        <w:spacing w:before="1"/>
+        <w:ind w:left="860" w:firstLine="0"/>
+      </w:pPr>
+      <w:r>
+        <w:t>Al no arrojar nada, confirmo que no se montó automáticamente.</w:t>
       </w:r>
     </w:p>
     <w:p>
@@ -13637,6 +13006,7 @@
         </w:tabs>
         <w:spacing w:before="52" w:line="290" w:lineRule="auto"/>
         <w:ind w:left="861" w:right="143"/>
+        <w:jc w:val="both"/>
       </w:pPr>
       <w:r>
         <w:rPr>
@@ -13803,6 +13173,75 @@
       <w:r>
         <w:t>a su contenido.</w:t>
       </w:r>
+    </w:p>
+    <w:p>
+      <w:pPr>
+        <w:pStyle w:val="Prrafodelista"/>
+        <w:tabs>
+          <w:tab w:val="left" w:pos="861"/>
+        </w:tabs>
+        <w:spacing w:before="52" w:line="290" w:lineRule="auto"/>
+        <w:ind w:right="143" w:firstLine="0"/>
+      </w:pPr>
+      <w:r>
+        <w:rPr>
+          <w:noProof/>
+        </w:rPr>
+        <w:drawing>
+          <wp:inline distT="0" distB="0" distL="0" distR="0" wp14:anchorId="4B3A528F" wp14:editId="177E092D">
+            <wp:extent cx="6303010" cy="1651000"/>
+            <wp:effectExtent l="0" t="0" r="2540" b="6350"/>
+            <wp:docPr id="57" name="Imagen 57"/>
+            <wp:cNvGraphicFramePr>
+              <a:graphicFrameLocks xmlns:a="http://schemas.openxmlformats.org/drawingml/2006/main" noChangeAspect="1"/>
+            </wp:cNvGraphicFramePr>
+            <a:graphic xmlns:a="http://schemas.openxmlformats.org/drawingml/2006/main">
+              <a:graphicData uri="http://schemas.openxmlformats.org/drawingml/2006/picture">
+                <pic:pic xmlns:pic="http://schemas.openxmlformats.org/drawingml/2006/picture">
+                  <pic:nvPicPr>
+                    <pic:cNvPr id="1" name=""/>
+                    <pic:cNvPicPr/>
+                  </pic:nvPicPr>
+                  <pic:blipFill>
+                    <a:blip r:embed="rId54"/>
+                    <a:stretch>
+                      <a:fillRect/>
+                    </a:stretch>
+                  </pic:blipFill>
+                  <pic:spPr>
+                    <a:xfrm>
+                      <a:off x="0" y="0"/>
+                      <a:ext cx="6303010" cy="1651000"/>
+                    </a:xfrm>
+                    <a:prstGeom prst="rect">
+                      <a:avLst/>
+                    </a:prstGeom>
+                  </pic:spPr>
+                </pic:pic>
+              </a:graphicData>
+            </a:graphic>
+          </wp:inline>
+        </w:drawing>
+      </w:r>
+    </w:p>
+    <w:p>
+      <w:pPr>
+        <w:spacing w:line="290" w:lineRule="auto"/>
+        <w:sectPr>
+          <w:pgSz w:w="11910" w:h="16840"/>
+          <w:pgMar w:top="1540" w:right="992" w:bottom="920" w:left="992" w:header="706" w:footer="737" w:gutter="0"/>
+          <w:cols w:space="720"/>
+        </w:sectPr>
+      </w:pPr>
+    </w:p>
+    <w:p>
+      <w:pPr>
+        <w:tabs>
+          <w:tab w:val="left" w:pos="861"/>
+        </w:tabs>
+        <w:spacing w:before="52" w:line="290" w:lineRule="auto"/>
+        <w:ind w:right="143"/>
+      </w:pPr>
     </w:p>
     <w:sectPr>
       <w:pgSz w:w="11910" w:h="16840"/>
@@ -13915,7 +13354,7 @@
         </mc:Choice>
         <mc:Fallback>
           <w:pict>
-            <v:shape w14:anchorId="3BD7FCA6" id="Graphic 4" o:spid="_x0000_s1026" style="position:absolute;margin-left:57.25pt;margin-top:791.3pt;width:480.8pt;height:.1pt;z-index:-15782400;visibility:visible;mso-wrap-style:square;mso-wrap-distance-left:0;mso-wrap-distance-top:0;mso-wrap-distance-right:0;mso-wrap-distance-bottom:0;mso-position-horizontal:absolute;mso-position-horizontal-relative:page;mso-position-vertical:absolute;mso-position-vertical-relative:page;v-text-anchor:top" coordsize="6106160,1270" o:gfxdata="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" path="m,l6105698,e" filled="f" strokecolor="#529d38" strokeweight=".18067mm">
+            <v:shape w14:anchorId="3415B02F" id="Graphic 4" o:spid="_x0000_s1026" style="position:absolute;margin-left:57.25pt;margin-top:791.3pt;width:480.8pt;height:.1pt;z-index:-15782400;visibility:visible;mso-wrap-style:square;mso-wrap-distance-left:0;mso-wrap-distance-top:0;mso-wrap-distance-right:0;mso-wrap-distance-bottom:0;mso-position-horizontal:absolute;mso-position-horizontal-relative:page;mso-position-vertical:absolute;mso-position-vertical-relative:page;v-text-anchor:top" coordsize="6106160,1270" o:gfxdata="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" path="m,l6105698,e" filled="f" strokecolor="#529d38" strokeweight=".18067mm">
               <v:path arrowok="t"/>
               <w10:wrap anchorx="page" anchory="page"/>
             </v:shape>
@@ -14382,7 +13821,7 @@
         </mc:Choice>
         <mc:Fallback>
           <w:pict>
-            <v:shape w14:anchorId="09CC0E9D" id="Graphic 1" o:spid="_x0000_s1026" style="position:absolute;margin-left:55.9pt;margin-top:54.95pt;width:482.75pt;height:.5pt;z-index:-15783936;visibility:visible;mso-wrap-style:square;mso-wrap-distance-left:0;mso-wrap-distance-top:0;mso-wrap-distance-right:0;mso-wrap-distance-bottom:0;mso-position-horizontal:absolute;mso-position-horizontal-relative:page;mso-position-vertical:absolute;mso-position-vertical-relative:page;v-text-anchor:top" coordsize="6130925,6350" o:gfxdata="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" path="m6130671,l3306445,r-3048,l3297301,,,,,6096r3297301,l3303397,6096r3048,l6130671,6096r,-6096xe" fillcolor="#539e39" stroked="f">
+            <v:shape w14:anchorId="1DB7D1F2" id="Graphic 1" o:spid="_x0000_s1026" style="position:absolute;margin-left:55.9pt;margin-top:54.95pt;width:482.75pt;height:.5pt;z-index:-15783936;visibility:visible;mso-wrap-style:square;mso-wrap-distance-left:0;mso-wrap-distance-top:0;mso-wrap-distance-right:0;mso-wrap-distance-bottom:0;mso-position-horizontal:absolute;mso-position-horizontal-relative:page;mso-position-vertical:absolute;mso-position-vertical-relative:page;v-text-anchor:top" coordsize="6130925,6350" o:gfxdata="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" path="m6130671,l3306445,r-3048,l3297301,,,,,6096r3297301,l3303397,6096r3048,l6130671,6096r,-6096xe" fillcolor="#539e39" stroked="f">
               <v:path arrowok="t"/>
               <w10:wrap anchorx="page" anchory="page"/>
             </v:shape>
